--- a/HR_System_Feature_Documentation.docx
+++ b/HR_System_Feature_Documentation.docx
@@ -228,6 +228,14 @@
       </w:pPr>
       <w:r>
         <w:t>20. Audit Logs</w:t>
+      </w:r>
+    </w:p>
+    <w:p>
+      <w:pPr>
+        <w:pStyle w:val="ListNumber"/>
+      </w:pPr>
+      <w:r>
+        <w:t>21. Manual Backup</w:t>
       </w:r>
     </w:p>
     <w:p>
@@ -11113,6 +11121,281 @@
         <w:t>Sensitive data such as passwords and tokens are never included in audit log entries.</w:t>
       </w:r>
     </w:p>
+    <w:p>
+      <w:pPr>
+        <w:pStyle w:val="Heading1"/>
+      </w:pPr>
+      <w:r>
+        <w:t>21. Manual Backup</w:t>
+      </w:r>
+    </w:p>
+    <w:p>
+      <w:r>
+        <w:t>Admin users can manually download a full database backup (SQL dump) directly from the system. This provides a safety net before risky operations such as bulk imports, payroll generation, or system upgrades — without requiring direct server access.</w:t>
+      </w:r>
+    </w:p>
+    <w:p>
+      <w:pPr>
+        <w:pStyle w:val="Heading2"/>
+      </w:pPr>
+      <w:r>
+        <w:t>Features</w:t>
+      </w:r>
+    </w:p>
+    <w:p>
+      <w:pPr>
+        <w:pStyle w:val="ListBullet"/>
+      </w:pPr>
+      <w:r>
+        <w:t>Download a complete database backup as a .sql file</w:t>
+      </w:r>
+    </w:p>
+    <w:p>
+      <w:pPr>
+        <w:pStyle w:val="ListBullet"/>
+      </w:pPr>
+      <w:r>
+        <w:t>Supports PostgreSQL and MySQL databases</w:t>
+      </w:r>
+    </w:p>
+    <w:p>
+      <w:pPr>
+        <w:pStyle w:val="ListBullet"/>
+      </w:pPr>
+      <w:r>
+        <w:t>Backup is generated on-demand (not stored on the server)</w:t>
+      </w:r>
+    </w:p>
+    <w:p>
+      <w:pPr>
+        <w:pStyle w:val="ListBullet"/>
+      </w:pPr>
+      <w:r>
+        <w:t>File is automatically deleted after download completes</w:t>
+      </w:r>
+    </w:p>
+    <w:p>
+      <w:pPr>
+        <w:pStyle w:val="ListBullet"/>
+      </w:pPr>
+      <w:r>
+        <w:t>Action is recorded in the audit log</w:t>
+      </w:r>
+    </w:p>
+    <w:p>
+      <w:pPr>
+        <w:pStyle w:val="ListBullet"/>
+      </w:pPr>
+      <w:r>
+        <w:t>Only accessible to Admin users</w:t>
+      </w:r>
+    </w:p>
+    <w:p>
+      <w:pPr>
+        <w:pStyle w:val="Heading2"/>
+      </w:pPr>
+      <w:r>
+        <w:t>How It Works</w:t>
+      </w:r>
+    </w:p>
+    <w:p>
+      <w:pPr>
+        <w:pStyle w:val="ListNumber"/>
+      </w:pPr>
+      <w:r>
+        <w:t>1. Admin clicks "Download Backup" in the system settings or admin panel</w:t>
+      </w:r>
+    </w:p>
+    <w:p>
+      <w:pPr>
+        <w:pStyle w:val="ListNumber"/>
+      </w:pPr>
+      <w:r>
+        <w:t>2. The system generates a database dump (this may take a few seconds for large databases)</w:t>
+      </w:r>
+    </w:p>
+    <w:p>
+      <w:pPr>
+        <w:pStyle w:val="ListNumber"/>
+      </w:pPr>
+      <w:r>
+        <w:t>3. The .sql file is streamed as a download to the admin's browser</w:t>
+      </w:r>
+    </w:p>
+    <w:p>
+      <w:pPr>
+        <w:pStyle w:val="ListNumber"/>
+      </w:pPr>
+      <w:r>
+        <w:t>4. The temporary file is removed from the server immediately after download</w:t>
+      </w:r>
+    </w:p>
+    <w:p>
+      <w:pPr>
+        <w:pStyle w:val="Heading2"/>
+      </w:pPr>
+      <w:r>
+        <w:t>Backup File</w:t>
+      </w:r>
+    </w:p>
+    <w:p>
+      <w:pPr>
+        <w:pStyle w:val="ListBullet"/>
+      </w:pPr>
+      <w:r>
+        <w:t>Format: Plain SQL (.sql)</w:t>
+      </w:r>
+    </w:p>
+    <w:p>
+      <w:pPr>
+        <w:pStyle w:val="ListBullet"/>
+      </w:pPr>
+      <w:r>
+        <w:t>Filename pattern: db-backup-YYYY-MM-DD_HHMMSS.sql</w:t>
+      </w:r>
+    </w:p>
+    <w:p>
+      <w:pPr>
+        <w:pStyle w:val="ListBullet"/>
+      </w:pPr>
+      <w:r>
+        <w:t>Contains: Full database schema and data</w:t>
+      </w:r>
+    </w:p>
+    <w:p>
+      <w:pPr>
+        <w:pStyle w:val="ListBullet"/>
+      </w:pPr>
+      <w:r>
+        <w:t>Timeout: 120 seconds maximum generation time</w:t>
+      </w:r>
+    </w:p>
+    <w:p>
+      <w:pPr>
+        <w:pStyle w:val="Heading2"/>
+      </w:pPr>
+      <w:r>
+        <w:t>Access Control</w:t>
+      </w:r>
+    </w:p>
+    <w:tbl>
+      <w:tblPr>
+        <w:tblStyle w:val="TableGrid"/>
+        <w:tblW w:type="auto" w:w="0"/>
+        <w:tblLook w:firstColumn="1" w:firstRow="1" w:lastColumn="0" w:lastRow="0" w:noHBand="0" w:noVBand="1" w:val="04A0"/>
+      </w:tblPr>
+      <w:tblGrid>
+        <w:gridCol w:w="1728"/>
+        <w:gridCol w:w="1728"/>
+        <w:gridCol w:w="1728"/>
+        <w:gridCol w:w="1728"/>
+        <w:gridCol w:w="1728"/>
+      </w:tblGrid>
+      <w:tr>
+        <w:tc>
+          <w:tcPr>
+            <w:tcW w:type="dxa" w:w="1728"/>
+          </w:tcPr>
+          <w:p>
+            <w:r>
+              <w:t>Feature</w:t>
+            </w:r>
+          </w:p>
+        </w:tc>
+        <w:tc>
+          <w:tcPr>
+            <w:tcW w:type="dxa" w:w="1728"/>
+          </w:tcPr>
+          <w:p>
+            <w:r>
+              <w:t>Admin</w:t>
+            </w:r>
+          </w:p>
+        </w:tc>
+        <w:tc>
+          <w:tcPr>
+            <w:tcW w:type="dxa" w:w="1728"/>
+          </w:tcPr>
+          <w:p>
+            <w:r>
+              <w:t>HR</w:t>
+            </w:r>
+          </w:p>
+        </w:tc>
+        <w:tc>
+          <w:tcPr>
+            <w:tcW w:type="dxa" w:w="1728"/>
+          </w:tcPr>
+          <w:p>
+            <w:r>
+              <w:t>CEO</w:t>
+            </w:r>
+          </w:p>
+        </w:tc>
+        <w:tc>
+          <w:tcPr>
+            <w:tcW w:type="dxa" w:w="1728"/>
+          </w:tcPr>
+          <w:p>
+            <w:r>
+              <w:t>Employee</w:t>
+            </w:r>
+          </w:p>
+        </w:tc>
+      </w:tr>
+      <w:tr>
+        <w:tc>
+          <w:tcPr>
+            <w:tcW w:type="dxa" w:w="1728"/>
+          </w:tcPr>
+          <w:p>
+            <w:r>
+              <w:t>Download backup</w:t>
+            </w:r>
+          </w:p>
+        </w:tc>
+        <w:tc>
+          <w:tcPr>
+            <w:tcW w:type="dxa" w:w="1728"/>
+          </w:tcPr>
+          <w:p>
+            <w:r>
+              <w:t>Yes</w:t>
+            </w:r>
+          </w:p>
+        </w:tc>
+        <w:tc>
+          <w:tcPr>
+            <w:tcW w:type="dxa" w:w="1728"/>
+          </w:tcPr>
+          <w:p>
+            <w:r>
+              <w:t>No</w:t>
+            </w:r>
+          </w:p>
+        </w:tc>
+        <w:tc>
+          <w:tcPr>
+            <w:tcW w:type="dxa" w:w="1728"/>
+          </w:tcPr>
+          <w:p>
+            <w:r>
+              <w:t>No</w:t>
+            </w:r>
+          </w:p>
+        </w:tc>
+        <w:tc>
+          <w:tcPr>
+            <w:tcW w:type="dxa" w:w="1728"/>
+          </w:tcPr>
+          <w:p>
+            <w:r>
+              <w:t>No</w:t>
+            </w:r>
+          </w:p>
+        </w:tc>
+      </w:tr>
+    </w:tbl>
     <w:sectPr>
       <w:pgSz w:w="12240" w:h="15840"/>
       <w:pgMar w:top="1440" w:right="1800" w:bottom="1440" w:left="1800" w:header="720" w:footer="720" w:gutter="0"/>

--- a/HR_System_Feature_Documentation.docx
+++ b/HR_System_Feature_Documentation.docx
@@ -91,7 +91,7 @@
         <w:pStyle w:val="ListNumber"/>
       </w:pPr>
       <w:r>
-        <w:t>3. Authentication &amp; Profile</w:t>
+        <w:t>3. Authentication &amp; Token Management</w:t>
       </w:r>
     </w:p>
     <w:p>
@@ -942,7 +942,13 @@
         <w:pStyle w:val="Heading1"/>
       </w:pPr>
       <w:r>
-        <w:t>3. Authentication &amp; Profile</w:t>
+        <w:t>3. Authentication &amp; Token Management</w:t>
+      </w:r>
+    </w:p>
+    <w:p>
+      <w:pPr/>
+      <w:r>
+        <w:t>Users log in with their email and password. The system uses a dual-token strategy: a short-lived access token (15 minutes) for API requests and a long-lived refresh token (7 days) stored as an httpOnly cookie for session continuity.</w:t>
       </w:r>
     </w:p>
     <w:p>
@@ -950,19 +956,50 @@
         <w:pStyle w:val="Heading2"/>
       </w:pPr>
       <w:r>
+        <w:t>Token Strategy</w:t>
+      </w:r>
+    </w:p>
+    <w:p>
+      <w:pPr>
+        <w:pStyle w:val="ListBullet"/>
+      </w:pPr>
+      <w:r>
+        <w:t>Access token: Short-lived (15 minutes), stored in browser memory, sent as Bearer token header</w:t>
+      </w:r>
+    </w:p>
+    <w:p>
+      <w:pPr>
+        <w:pStyle w:val="ListBullet"/>
+      </w:pPr>
+      <w:r>
+        <w:t>Refresh token: Long-lived (7 days), stored as httpOnly cookie by the backend, invisible to JavaScript</w:t>
+      </w:r>
+    </w:p>
+    <w:p>
+      <w:pPr>
+        <w:pStyle w:val="ListBullet"/>
+      </w:pPr>
+      <w:r>
+        <w:t>Token rotation: Every refresh issues new access + refresh tokens, old refresh token is revoked</w:t>
+      </w:r>
+    </w:p>
+    <w:p>
+      <w:pPr>
+        <w:pStyle w:val="ListBullet"/>
+      </w:pPr>
+      <w:r>
+        <w:t>Immediate revocation: Logout, password change, or account deactivation invalidates all tokens instantly</w:t>
+      </w:r>
+    </w:p>
+    <w:p>
+      <w:pPr>
+        <w:pStyle w:val="Heading2"/>
+      </w:pPr>
+      <w:r>
         <w:t>Login</w:t>
       </w:r>
     </w:p>
     <w:p>
-      <w:r>
-        <w:rPr>
-          <w:b w:val="0"/>
-          <w:i w:val="0"/>
-        </w:rPr>
-        <w:t>Users log in with their email and password. The system returns a bearer token for subsequent API requests.</w:t>
-      </w:r>
-    </w:p>
-    <w:p>
       <w:pPr>
         <w:pStyle w:val="ListBullet"/>
       </w:pPr>
@@ -975,7 +1012,7 @@
         <w:pStyle w:val="ListBullet"/>
       </w:pPr>
       <w:r>
-        <w:t>Token-based session (Bearer token)</w:t>
+        <w:t>Returns access token in response body and sets refresh token as httpOnly cookie</w:t>
       </w:r>
     </w:p>
     <w:p>
@@ -983,7 +1020,7 @@
         <w:pStyle w:val="ListBullet"/>
       </w:pPr>
       <w:r>
-        <w:t>Rate limiting on login attempts</w:t>
+        <w:t>Rate limiting on login attempts (5 per minute)</w:t>
       </w:r>
     </w:p>
     <w:p>
@@ -1015,15 +1052,58 @@
         <w:pStyle w:val="Heading2"/>
       </w:pPr>
       <w:r>
+        <w:t>Token Refresh</w:t>
+      </w:r>
+    </w:p>
+    <w:p>
+      <w:pPr/>
+      <w:r>
+        <w:t>When the access token expires, the frontend calls the refresh endpoint. The browser sends the httpOnly cookie automatically — no manual token management needed.</w:t>
+      </w:r>
+    </w:p>
+    <w:p>
+      <w:pPr>
+        <w:pStyle w:val="ListBullet"/>
+      </w:pPr>
+      <w:r>
+        <w:t>No authentication header required</w:t>
+      </w:r>
+    </w:p>
+    <w:p>
+      <w:pPr>
+        <w:pStyle w:val="ListBullet"/>
+      </w:pPr>
+      <w:r>
+        <w:t>No request body required — refresh token is read from the httpOnly cookie</w:t>
+      </w:r>
+    </w:p>
+    <w:p>
+      <w:pPr>
+        <w:pStyle w:val="ListBullet"/>
+      </w:pPr>
+      <w:r>
+        <w:t>Returns a new access token and sets a new refresh token cookie (rotation)</w:t>
+      </w:r>
+    </w:p>
+    <w:p>
+      <w:pPr>
+        <w:pStyle w:val="ListBullet"/>
+      </w:pPr>
+      <w:r>
+        <w:t>If refresh fails, user must log in again</w:t>
+      </w:r>
+    </w:p>
+    <w:p>
+      <w:pPr>
+        <w:pStyle w:val="Heading2"/>
+      </w:pPr>
+      <w:r>
         <w:t>My Profile</w:t>
       </w:r>
     </w:p>
     <w:p>
-      <w:r>
-        <w:rPr>
-          <w:b w:val="0"/>
-          <w:i w:val="0"/>
-        </w:rPr>
+      <w:pPr/>
+      <w:r>
         <w:t>Employees can view their own profile information including department, position, and contact details.</w:t>
       </w:r>
     </w:p>
@@ -1064,7 +1144,7 @@
         <w:pStyle w:val="ListBullet"/>
       </w:pPr>
       <w:r>
-        <w:t>All other active sessions are automatically signed out after password change</w:t>
+        <w:t>All other active sessions and refresh tokens are automatically revoked after password change</w:t>
       </w:r>
     </w:p>
     <w:p>
@@ -1076,19 +1156,331 @@
       </w:r>
     </w:p>
     <w:p>
-      <w:r>
-        <w:rPr>
-          <w:b w:val="0"/>
-          <w:i w:val="0"/>
-        </w:rPr>
-        <w:t>Revokes the current authentication token, ending the session.</w:t>
-      </w:r>
-    </w:p>
-    <w:p>
-      <w:r>
-        <w:br w:type="page"/>
-      </w:r>
-    </w:p>
+      <w:pPr/>
+      <w:r>
+        <w:t>Revokes the current access token and the refresh token cookie. The cookie is cleared by the backend.</w:t>
+      </w:r>
+    </w:p>
+    <w:p>
+      <w:pPr>
+        <w:pStyle w:val="Heading2"/>
+      </w:pPr>
+      <w:r>
+        <w:t>Cross-Origin (CORS)</w:t>
+      </w:r>
+    </w:p>
+    <w:p>
+      <w:pPr/>
+      <w:r>
+        <w:t>The backend supports cross-origin requests with credentials. The frontend domain must be explicitly configured in the backend environment (CORS_ALLOWED_ORIGINS). Wildcard origins are not allowed when using credentials.</w:t>
+      </w:r>
+    </w:p>
+    <w:p>
+      <w:pPr>
+        <w:pStyle w:val="ListBullet"/>
+      </w:pPr>
+      <w:r>
+        <w:t>Frontend must use withCredentials: true on all API requests</w:t>
+      </w:r>
+    </w:p>
+    <w:p>
+      <w:pPr>
+        <w:pStyle w:val="ListBullet"/>
+      </w:pPr>
+      <w:r>
+        <w:t>Backend CORS allows credentials (Access-Control-Allow-Credentials: true)</w:t>
+      </w:r>
+    </w:p>
+    <w:p>
+      <w:pPr>
+        <w:pStyle w:val="ListBullet"/>
+      </w:pPr>
+      <w:r>
+        <w:t>Allowed origins configured via CORS_ALLOWED_ORIGINS environment variable</w:t>
+      </w:r>
+    </w:p>
+    <w:p>
+      <w:pPr>
+        <w:pStyle w:val="Heading2"/>
+      </w:pPr>
+      <w:r>
+        <w:t>Access Control</w:t>
+      </w:r>
+    </w:p>
+    <w:tbl>
+      <w:tblPr>
+        <w:tblStyle w:val="TableGrid"/>
+        <w:tblW w:type="auto" w:w="0"/>
+        <w:tblLook w:firstColumn="1" w:firstRow="1" w:lastColumn="0" w:lastRow="0" w:noHBand="0" w:noVBand="1" w:val="04A0"/>
+      </w:tblPr>
+      <w:tblGrid>
+        <w:gridCol w:w="1728"/>
+        <w:gridCol w:w="1728"/>
+        <w:gridCol w:w="1728"/>
+        <w:gridCol w:w="1728"/>
+        <w:gridCol w:w="1728"/>
+      </w:tblGrid>
+      <w:tr>
+        <w:tc>
+          <w:tcPr>
+            <w:tcW w:type="dxa" w:w="1728"/>
+          </w:tcPr>
+          <w:p>
+            <w:r>
+              <w:t>Feature</w:t>
+            </w:r>
+          </w:p>
+        </w:tc>
+        <w:tc>
+          <w:tcPr>
+            <w:tcW w:type="dxa" w:w="1728"/>
+          </w:tcPr>
+          <w:p>
+            <w:r>
+              <w:t>Admin</w:t>
+            </w:r>
+          </w:p>
+        </w:tc>
+        <w:tc>
+          <w:tcPr>
+            <w:tcW w:type="dxa" w:w="1728"/>
+          </w:tcPr>
+          <w:p>
+            <w:r>
+              <w:t>HR</w:t>
+            </w:r>
+          </w:p>
+        </w:tc>
+        <w:tc>
+          <w:tcPr>
+            <w:tcW w:type="dxa" w:w="1728"/>
+          </w:tcPr>
+          <w:p>
+            <w:r>
+              <w:t>CEO</w:t>
+            </w:r>
+          </w:p>
+        </w:tc>
+        <w:tc>
+          <w:tcPr>
+            <w:tcW w:type="dxa" w:w="1728"/>
+          </w:tcPr>
+          <w:p>
+            <w:r>
+              <w:t>Employee</w:t>
+            </w:r>
+          </w:p>
+        </w:tc>
+      </w:tr>
+      <w:tr>
+        <w:tc>
+          <w:tcPr>
+            <w:tcW w:type="dxa" w:w="1728"/>
+          </w:tcPr>
+          <w:p>
+            <w:r>
+              <w:t>Login</w:t>
+            </w:r>
+          </w:p>
+        </w:tc>
+        <w:tc>
+          <w:tcPr>
+            <w:tcW w:type="dxa" w:w="1728"/>
+          </w:tcPr>
+          <w:p>
+            <w:r>
+              <w:t>Yes</w:t>
+            </w:r>
+          </w:p>
+        </w:tc>
+        <w:tc>
+          <w:tcPr>
+            <w:tcW w:type="dxa" w:w="1728"/>
+          </w:tcPr>
+          <w:p>
+            <w:r>
+              <w:t>Yes</w:t>
+            </w:r>
+          </w:p>
+        </w:tc>
+        <w:tc>
+          <w:tcPr>
+            <w:tcW w:type="dxa" w:w="1728"/>
+          </w:tcPr>
+          <w:p>
+            <w:r>
+              <w:t>Yes</w:t>
+            </w:r>
+          </w:p>
+        </w:tc>
+        <w:tc>
+          <w:tcPr>
+            <w:tcW w:type="dxa" w:w="1728"/>
+          </w:tcPr>
+          <w:p>
+            <w:r>
+              <w:t>Yes</w:t>
+            </w:r>
+          </w:p>
+        </w:tc>
+      </w:tr>
+      <w:tr>
+        <w:tc>
+          <w:tcPr>
+            <w:tcW w:type="dxa" w:w="1728"/>
+          </w:tcPr>
+          <w:p>
+            <w:r>
+              <w:t>Refresh token</w:t>
+            </w:r>
+          </w:p>
+        </w:tc>
+        <w:tc>
+          <w:tcPr>
+            <w:tcW w:type="dxa" w:w="1728"/>
+          </w:tcPr>
+          <w:p>
+            <w:r>
+              <w:t>Yes</w:t>
+            </w:r>
+          </w:p>
+        </w:tc>
+        <w:tc>
+          <w:tcPr>
+            <w:tcW w:type="dxa" w:w="1728"/>
+          </w:tcPr>
+          <w:p>
+            <w:r>
+              <w:t>Yes</w:t>
+            </w:r>
+          </w:p>
+        </w:tc>
+        <w:tc>
+          <w:tcPr>
+            <w:tcW w:type="dxa" w:w="1728"/>
+          </w:tcPr>
+          <w:p>
+            <w:r>
+              <w:t>Yes</w:t>
+            </w:r>
+          </w:p>
+        </w:tc>
+        <w:tc>
+          <w:tcPr>
+            <w:tcW w:type="dxa" w:w="1728"/>
+          </w:tcPr>
+          <w:p>
+            <w:r>
+              <w:t>Yes</w:t>
+            </w:r>
+          </w:p>
+        </w:tc>
+      </w:tr>
+      <w:tr>
+        <w:tc>
+          <w:tcPr>
+            <w:tcW w:type="dxa" w:w="1728"/>
+          </w:tcPr>
+          <w:p>
+            <w:r>
+              <w:t>View own profile</w:t>
+            </w:r>
+          </w:p>
+        </w:tc>
+        <w:tc>
+          <w:tcPr>
+            <w:tcW w:type="dxa" w:w="1728"/>
+          </w:tcPr>
+          <w:p>
+            <w:r>
+              <w:t>Yes</w:t>
+            </w:r>
+          </w:p>
+        </w:tc>
+        <w:tc>
+          <w:tcPr>
+            <w:tcW w:type="dxa" w:w="1728"/>
+          </w:tcPr>
+          <w:p>
+            <w:r>
+              <w:t>Yes</w:t>
+            </w:r>
+          </w:p>
+        </w:tc>
+        <w:tc>
+          <w:tcPr>
+            <w:tcW w:type="dxa" w:w="1728"/>
+          </w:tcPr>
+          <w:p>
+            <w:r>
+              <w:t>Yes</w:t>
+            </w:r>
+          </w:p>
+        </w:tc>
+        <w:tc>
+          <w:tcPr>
+            <w:tcW w:type="dxa" w:w="1728"/>
+          </w:tcPr>
+          <w:p>
+            <w:r>
+              <w:t>Yes</w:t>
+            </w:r>
+          </w:p>
+        </w:tc>
+      </w:tr>
+      <w:tr>
+        <w:tc>
+          <w:tcPr>
+            <w:tcW w:type="dxa" w:w="1728"/>
+          </w:tcPr>
+          <w:p>
+            <w:r>
+              <w:t>Change own password</w:t>
+            </w:r>
+          </w:p>
+        </w:tc>
+        <w:tc>
+          <w:tcPr>
+            <w:tcW w:type="dxa" w:w="1728"/>
+          </w:tcPr>
+          <w:p>
+            <w:r>
+              <w:t>Yes</w:t>
+            </w:r>
+          </w:p>
+        </w:tc>
+        <w:tc>
+          <w:tcPr>
+            <w:tcW w:type="dxa" w:w="1728"/>
+          </w:tcPr>
+          <w:p>
+            <w:r>
+              <w:t>Yes</w:t>
+            </w:r>
+          </w:p>
+        </w:tc>
+        <w:tc>
+          <w:tcPr>
+            <w:tcW w:type="dxa" w:w="1728"/>
+          </w:tcPr>
+          <w:p>
+            <w:r>
+              <w:t>Yes</w:t>
+            </w:r>
+          </w:p>
+        </w:tc>
+        <w:tc>
+          <w:tcPr>
+            <w:tcW w:type="dxa" w:w="1728"/>
+          </w:tcPr>
+          <w:p>
+            <w:r>
+              <w:t>Yes</w:t>
+            </w:r>
+          </w:p>
+        </w:tc>
+      </w:tr>
+    </w:tbl>
     <w:p>
       <w:pPr>
         <w:pStyle w:val="Heading1"/>

--- a/HR_System_Feature_Documentation.docx
+++ b/HR_System_Feature_Documentation.docx
@@ -91,7 +91,7 @@
         <w:pStyle w:val="ListNumber"/>
       </w:pPr>
       <w:r>
-        <w:t>3. Authentication &amp; Token Management</w:t>
+        <w:t>3. Authentication &amp; Security</w:t>
       </w:r>
     </w:p>
     <w:p>
@@ -942,13 +942,13 @@
         <w:pStyle w:val="Heading1"/>
       </w:pPr>
       <w:r>
-        <w:t>3. Authentication &amp; Token Management</w:t>
+        <w:t>3. Authentication &amp; Security</w:t>
       </w:r>
     </w:p>
     <w:p>
       <w:pPr/>
       <w:r>
-        <w:t>Users log in with their email and password. The system uses a dual-token strategy: a short-lived access token (15 minutes) for API requests and a long-lived refresh token (7 days) stored as an httpOnly cookie for session continuity.</w:t>
+        <w:t>Users log in with their email and password. The system issues a long-lived access token (no expiration) secured by device fingerprinting. Each token is bound to the device that created it — if the token is used from a different device, it is automatically revoked.</w:t>
       </w:r>
     </w:p>
     <w:p>
@@ -956,7 +956,7 @@
         <w:pStyle w:val="Heading2"/>
       </w:pPr>
       <w:r>
-        <w:t>Token Strategy</w:t>
+        <w:t>Security Model</w:t>
       </w:r>
     </w:p>
     <w:p>
@@ -964,7 +964,7 @@
         <w:pStyle w:val="ListBullet"/>
       </w:pPr>
       <w:r>
-        <w:t>Access token: Short-lived (15 minutes), stored in browser memory, sent as Bearer token header</w:t>
+        <w:t>Single access token per device — no refresh tokens, no cookies from the backend</w:t>
       </w:r>
     </w:p>
     <w:p>
@@ -972,7 +972,7 @@
         <w:pStyle w:val="ListBullet"/>
       </w:pPr>
       <w:r>
-        <w:t>Refresh token: Long-lived (7 days), stored as httpOnly cookie by the backend, invisible to JavaScript</w:t>
+        <w:t>Device fingerprinting: backend hashes browser characteristics (user agent, screen resolution, timezone, platform) into a fingerprint stored with the token</w:t>
       </w:r>
     </w:p>
     <w:p>
@@ -980,7 +980,7 @@
         <w:pStyle w:val="ListBullet"/>
       </w:pPr>
       <w:r>
-        <w:t>Token rotation: Every refresh issues new access + refresh tokens, old refresh token is revoked</w:t>
+        <w:t>Every request is validated against the original fingerprint — mismatch revokes the token immediately</w:t>
       </w:r>
     </w:p>
     <w:p>
@@ -988,7 +988,15 @@
         <w:pStyle w:val="ListBullet"/>
       </w:pPr>
       <w:r>
-        <w:t>Immediate revocation: Logout, password change, or account deactivation invalidates all tokens instantly</w:t>
+        <w:t>Token never expires — stays valid until explicitly revoked</w:t>
+      </w:r>
+    </w:p>
+    <w:p>
+      <w:pPr>
+        <w:pStyle w:val="ListBullet"/>
+      </w:pPr>
+      <w:r>
+        <w:t>One token per device: logging in on the same device replaces the old token</w:t>
       </w:r>
     </w:p>
     <w:p>
@@ -1012,7 +1020,7 @@
         <w:pStyle w:val="ListBullet"/>
       </w:pPr>
       <w:r>
-        <w:t>Returns access token in response body and sets refresh token as httpOnly cookie</w:t>
+        <w:t>Returns access token in response body</w:t>
       </w:r>
     </w:p>
     <w:p>
@@ -1052,13 +1060,13 @@
         <w:pStyle w:val="Heading2"/>
       </w:pPr>
       <w:r>
-        <w:t>Token Refresh</w:t>
+        <w:t>Device Fingerprint</w:t>
       </w:r>
     </w:p>
     <w:p>
       <w:pPr/>
       <w:r>
-        <w:t>When the access token expires, the frontend calls the refresh endpoint. The browser sends the httpOnly cookie automatically — no manual token management needed.</w:t>
+        <w:t>The backend generates a fingerprint from request headers on login and validates it on every subsequent request. The frontend must send three custom headers on every API call:</w:t>
       </w:r>
     </w:p>
     <w:p>
@@ -1066,7 +1074,7 @@
         <w:pStyle w:val="ListBullet"/>
       </w:pPr>
       <w:r>
-        <w:t>No authentication header required</w:t>
+        <w:t>X-Screen-Resolution: screen width and height (e.g. 1920x1080)</w:t>
       </w:r>
     </w:p>
     <w:p>
@@ -1074,7 +1082,7 @@
         <w:pStyle w:val="ListBullet"/>
       </w:pPr>
       <w:r>
-        <w:t>No request body required — refresh token is read from the httpOnly cookie</w:t>
+        <w:t>X-Timezone: browser timezone (e.g. Asia/Phnom_Penh)</w:t>
       </w:r>
     </w:p>
     <w:p>
@@ -1082,7 +1090,21 @@
         <w:pStyle w:val="ListBullet"/>
       </w:pPr>
       <w:r>
-        <w:t>Returns a new access token and sets a new refresh token cookie (rotation)</w:t>
+        <w:t>X-Platform: operating system platform (e.g. Windows, MacIntel)</w:t>
+      </w:r>
+    </w:p>
+    <w:p>
+      <w:pPr/>
+      <w:r>
+        <w:t>User-Agent and Accept-Language are sent by the browser automatically and are also included in the fingerprint hash.</w:t>
+      </w:r>
+    </w:p>
+    <w:p>
+      <w:pPr>
+        <w:pStyle w:val="Heading2"/>
+      </w:pPr>
+      <w:r>
+        <w:t>What Invalidates a Token</w:t>
       </w:r>
     </w:p>
     <w:p>
@@ -1090,7 +1112,39 @@
         <w:pStyle w:val="ListBullet"/>
       </w:pPr>
       <w:r>
-        <w:t>If refresh fails, user must log in again</w:t>
+        <w:t>User logs out</w:t>
+      </w:r>
+    </w:p>
+    <w:p>
+      <w:pPr>
+        <w:pStyle w:val="ListBullet"/>
+      </w:pPr>
+      <w:r>
+        <w:t>User changes their own password (all other sessions revoked)</w:t>
+      </w:r>
+    </w:p>
+    <w:p>
+      <w:pPr>
+        <w:pStyle w:val="ListBullet"/>
+      </w:pPr>
+      <w:r>
+        <w:t>Admin resets password, deactivates, or deletes the user</w:t>
+      </w:r>
+    </w:p>
+    <w:p>
+      <w:pPr>
+        <w:pStyle w:val="ListBullet"/>
+      </w:pPr>
+      <w:r>
+        <w:t>Login from the same device (old token replaced)</w:t>
+      </w:r>
+    </w:p>
+    <w:p>
+      <w:pPr>
+        <w:pStyle w:val="ListBullet"/>
+      </w:pPr>
+      <w:r>
+        <w:t>Device fingerprint mismatch (token deleted, 401 returned)</w:t>
       </w:r>
     </w:p>
     <w:p>
@@ -1144,7 +1198,7 @@
         <w:pStyle w:val="ListBullet"/>
       </w:pPr>
       <w:r>
-        <w:t>All other active sessions and refresh tokens are automatically revoked after password change</w:t>
+        <w:t>All other active sessions are automatically revoked after password change</w:t>
       </w:r>
     </w:p>
     <w:p>
@@ -1158,7 +1212,7 @@
     <w:p>
       <w:pPr/>
       <w:r>
-        <w:t>Revokes the current access token and the refresh token cookie. The cookie is cleared by the backend.</w:t>
+        <w:t>Revokes the current access token. The frontend clears the stored token cookie.</w:t>
       </w:r>
     </w:p>
     <w:p>
@@ -1172,7 +1226,7 @@
     <w:p>
       <w:pPr/>
       <w:r>
-        <w:t>The backend supports cross-origin requests with credentials. The frontend domain must be explicitly configured in the backend environment (CORS_ALLOWED_ORIGINS). Wildcard origins are not allowed when using credentials.</w:t>
+        <w:t>The backend supports cross-origin requests with credentials. The frontend domain must be explicitly configured in the backend environment (CORS_ALLOWED_ORIGINS).</w:t>
       </w:r>
     </w:p>
     <w:p>
@@ -1331,7 +1385,7 @@
           </w:tcPr>
           <w:p>
             <w:r>
-              <w:t>Refresh token</w:t>
+              <w:t>View own profile</w:t>
             </w:r>
           </w:p>
         </w:tc>
@@ -1383,7 +1437,7 @@
           </w:tcPr>
           <w:p>
             <w:r>
-              <w:t>View own profile</w:t>
+              <w:t>Change own password</w:t>
             </w:r>
           </w:p>
         </w:tc>
@@ -1435,7 +1489,7 @@
           </w:tcPr>
           <w:p>
             <w:r>
-              <w:t>Change own password</w:t>
+              <w:t>Logout</w:t>
             </w:r>
           </w:p>
         </w:tc>
